--- a/docs/deliverables/AI商城智能搜索-产品团队工作手册.docx
+++ b/docs/deliverables/AI商城智能搜索-产品团队工作手册.docx
@@ -205,7 +205,7 @@
           <w:color w:val="auto"/>
           <w:sz w:val="24"/>
         </w:rPr>
-        <w:id w:val="-1478750533"/>
+        <w:id w:val="-800222457"/>
         <w:docPartObj>
           <w:docPartGallery w:val="Table of Contents"/>
           <w:docPartUnique/>
@@ -266,7 +266,7 @@
           <w:r>
             <w:fldChar w:fldCharType="separate"/>
           </w:r>
-          <w:hyperlink w:anchor="_Toc235644323" w:history="1">
+          <w:hyperlink w:anchor="_Toc235652775" w:history="1">
             <w:r>
               <w:rPr>
                 <w:rStyle w:val="af"/>
@@ -293,7 +293,7 @@
                 <w:noProof/>
                 <w:webHidden/>
               </w:rPr>
-              <w:instrText xml:space="preserve"> PAGEREF _Toc235644323 \h </w:instrText>
+              <w:instrText xml:space="preserve"> PAGEREF _Toc235652775 \h </w:instrText>
             </w:r>
             <w:r>
               <w:rPr>
@@ -340,7 +340,7 @@
               <w:szCs w:val="22"/>
             </w:rPr>
           </w:pPr>
-          <w:hyperlink w:anchor="_Toc235644324" w:history="1">
+          <w:hyperlink w:anchor="_Toc235652776" w:history="1">
             <w:r>
               <w:rPr>
                 <w:rStyle w:val="af"/>
@@ -367,7 +367,7 @@
                 <w:noProof/>
                 <w:webHidden/>
               </w:rPr>
-              <w:instrText xml:space="preserve"> PAGEREF _Toc235644324 \h </w:instrText>
+              <w:instrText xml:space="preserve"> PAGEREF _Toc235652776 \h </w:instrText>
             </w:r>
             <w:r>
               <w:rPr>
@@ -414,7 +414,7 @@
               <w:szCs w:val="22"/>
             </w:rPr>
           </w:pPr>
-          <w:hyperlink w:anchor="_Toc235644325" w:history="1">
+          <w:hyperlink w:anchor="_Toc235652777" w:history="1">
             <w:r>
               <w:rPr>
                 <w:rStyle w:val="af"/>
@@ -441,7 +441,7 @@
                 <w:noProof/>
                 <w:webHidden/>
               </w:rPr>
-              <w:instrText xml:space="preserve"> PAGEREF _Toc235644325 \h </w:instrText>
+              <w:instrText xml:space="preserve"> PAGEREF _Toc235652777 \h </w:instrText>
             </w:r>
             <w:r>
               <w:rPr>
@@ -488,7 +488,7 @@
               <w:szCs w:val="22"/>
             </w:rPr>
           </w:pPr>
-          <w:hyperlink w:anchor="_Toc235644326" w:history="1">
+          <w:hyperlink w:anchor="_Toc235652778" w:history="1">
             <w:r>
               <w:rPr>
                 <w:rStyle w:val="af"/>
@@ -515,7 +515,7 @@
                 <w:noProof/>
                 <w:webHidden/>
               </w:rPr>
-              <w:instrText xml:space="preserve"> PAGEREF _Toc235644326 \h </w:instrText>
+              <w:instrText xml:space="preserve"> PAGEREF _Toc235652778 \h </w:instrText>
             </w:r>
             <w:r>
               <w:rPr>
@@ -562,7 +562,7 @@
               <w:szCs w:val="22"/>
             </w:rPr>
           </w:pPr>
-          <w:hyperlink w:anchor="_Toc235644327" w:history="1">
+          <w:hyperlink w:anchor="_Toc235652779" w:history="1">
             <w:r>
               <w:rPr>
                 <w:rStyle w:val="af"/>
@@ -589,7 +589,7 @@
                 <w:noProof/>
                 <w:webHidden/>
               </w:rPr>
-              <w:instrText xml:space="preserve"> PAGEREF _Toc235644327 \h </w:instrText>
+              <w:instrText xml:space="preserve"> PAGEREF _Toc235652779 \h </w:instrText>
             </w:r>
             <w:r>
               <w:rPr>
@@ -636,7 +636,7 @@
               <w:szCs w:val="22"/>
             </w:rPr>
           </w:pPr>
-          <w:hyperlink w:anchor="_Toc235644328" w:history="1">
+          <w:hyperlink w:anchor="_Toc235652780" w:history="1">
             <w:r>
               <w:rPr>
                 <w:rStyle w:val="af"/>
@@ -663,7 +663,7 @@
                 <w:noProof/>
                 <w:webHidden/>
               </w:rPr>
-              <w:instrText xml:space="preserve"> PAGEREF _Toc235644328 \h </w:instrText>
+              <w:instrText xml:space="preserve"> PAGEREF _Toc235652780 \h </w:instrText>
             </w:r>
             <w:r>
               <w:rPr>
@@ -710,7 +710,7 @@
               <w:szCs w:val="22"/>
             </w:rPr>
           </w:pPr>
-          <w:hyperlink w:anchor="_Toc235644329" w:history="1">
+          <w:hyperlink w:anchor="_Toc235652781" w:history="1">
             <w:r>
               <w:rPr>
                 <w:rStyle w:val="af"/>
@@ -737,7 +737,7 @@
                 <w:noProof/>
                 <w:webHidden/>
               </w:rPr>
-              <w:instrText xml:space="preserve"> PAGEREF _Toc235644329 \h </w:instrText>
+              <w:instrText xml:space="preserve"> PAGEREF _Toc235652781 \h </w:instrText>
             </w:r>
             <w:r>
               <w:rPr>
@@ -784,7 +784,7 @@
               <w:szCs w:val="22"/>
             </w:rPr>
           </w:pPr>
-          <w:hyperlink w:anchor="_Toc235644330" w:history="1">
+          <w:hyperlink w:anchor="_Toc235652782" w:history="1">
             <w:r>
               <w:rPr>
                 <w:rStyle w:val="af"/>
@@ -811,7 +811,7 @@
                 <w:noProof/>
                 <w:webHidden/>
               </w:rPr>
-              <w:instrText xml:space="preserve"> PAGEREF _Toc235644330 \h </w:instrText>
+              <w:instrText xml:space="preserve"> PAGEREF _Toc235652782 \h </w:instrText>
             </w:r>
             <w:r>
               <w:rPr>
@@ -858,7 +858,7 @@
               <w:szCs w:val="22"/>
             </w:rPr>
           </w:pPr>
-          <w:hyperlink w:anchor="_Toc235644331" w:history="1">
+          <w:hyperlink w:anchor="_Toc235652783" w:history="1">
             <w:r>
               <w:rPr>
                 <w:rStyle w:val="af"/>
@@ -885,7 +885,7 @@
                 <w:noProof/>
                 <w:webHidden/>
               </w:rPr>
-              <w:instrText xml:space="preserve"> PAGEREF _Toc235644331 \h </w:instrText>
+              <w:instrText xml:space="preserve"> PAGEREF _Toc235652783 \h </w:instrText>
             </w:r>
             <w:r>
               <w:rPr>
@@ -932,7 +932,7 @@
               <w:szCs w:val="22"/>
             </w:rPr>
           </w:pPr>
-          <w:hyperlink w:anchor="_Toc235644332" w:history="1">
+          <w:hyperlink w:anchor="_Toc235652784" w:history="1">
             <w:r>
               <w:rPr>
                 <w:rStyle w:val="af"/>
@@ -959,7 +959,7 @@
                 <w:noProof/>
                 <w:webHidden/>
               </w:rPr>
-              <w:instrText xml:space="preserve"> PAGEREF _Toc235644332 \h </w:instrText>
+              <w:instrText xml:space="preserve"> PAGEREF _Toc235652784 \h </w:instrText>
             </w:r>
             <w:r>
               <w:rPr>
@@ -1006,7 +1006,7 @@
               <w:szCs w:val="22"/>
             </w:rPr>
           </w:pPr>
-          <w:hyperlink w:anchor="_Toc235644333" w:history="1">
+          <w:hyperlink w:anchor="_Toc235652785" w:history="1">
             <w:r>
               <w:rPr>
                 <w:rStyle w:val="af"/>
@@ -1033,7 +1033,7 @@
                 <w:noProof/>
                 <w:webHidden/>
               </w:rPr>
-              <w:instrText xml:space="preserve"> PAGEREF _Toc235644333 \h </w:instrText>
+              <w:instrText xml:space="preserve"> PAGEREF _Toc235652785 \h </w:instrText>
             </w:r>
             <w:r>
               <w:rPr>
@@ -1080,7 +1080,7 @@
               <w:szCs w:val="22"/>
             </w:rPr>
           </w:pPr>
-          <w:hyperlink w:anchor="_Toc235644334" w:history="1">
+          <w:hyperlink w:anchor="_Toc235652786" w:history="1">
             <w:r>
               <w:rPr>
                 <w:rStyle w:val="af"/>
@@ -1107,7 +1107,7 @@
                 <w:noProof/>
                 <w:webHidden/>
               </w:rPr>
-              <w:instrText xml:space="preserve"> PAGEREF _Toc235644334 \h </w:instrText>
+              <w:instrText xml:space="preserve"> PAGEREF _Toc235652786 \h </w:instrText>
             </w:r>
             <w:r>
               <w:rPr>
@@ -1154,7 +1154,7 @@
               <w:szCs w:val="22"/>
             </w:rPr>
           </w:pPr>
-          <w:hyperlink w:anchor="_Toc235644335" w:history="1">
+          <w:hyperlink w:anchor="_Toc235652787" w:history="1">
             <w:r>
               <w:rPr>
                 <w:rStyle w:val="af"/>
@@ -1181,7 +1181,7 @@
                 <w:noProof/>
                 <w:webHidden/>
               </w:rPr>
-              <w:instrText xml:space="preserve"> PAGEREF _Toc235644335 \h </w:instrText>
+              <w:instrText xml:space="preserve"> PAGEREF _Toc235652787 \h </w:instrText>
             </w:r>
             <w:r>
               <w:rPr>
@@ -1228,7 +1228,7 @@
               <w:szCs w:val="22"/>
             </w:rPr>
           </w:pPr>
-          <w:hyperlink w:anchor="_Toc235644336" w:history="1">
+          <w:hyperlink w:anchor="_Toc235652788" w:history="1">
             <w:r>
               <w:rPr>
                 <w:rStyle w:val="af"/>
@@ -1255,7 +1255,7 @@
                 <w:noProof/>
                 <w:webHidden/>
               </w:rPr>
-              <w:instrText xml:space="preserve"> PAGEREF _Toc235644336 \h </w:instrText>
+              <w:instrText xml:space="preserve"> PAGEREF _Toc235652788 \h </w:instrText>
             </w:r>
             <w:r>
               <w:rPr>
@@ -1302,7 +1302,7 @@
               <w:szCs w:val="22"/>
             </w:rPr>
           </w:pPr>
-          <w:hyperlink w:anchor="_Toc235644337" w:history="1">
+          <w:hyperlink w:anchor="_Toc235652789" w:history="1">
             <w:r>
               <w:rPr>
                 <w:rStyle w:val="af"/>
@@ -1329,7 +1329,7 @@
                 <w:noProof/>
                 <w:webHidden/>
               </w:rPr>
-              <w:instrText xml:space="preserve"> PAGEREF _Toc235644337 \h </w:instrText>
+              <w:instrText xml:space="preserve"> PAGEREF _Toc235652789 \h </w:instrText>
             </w:r>
             <w:r>
               <w:rPr>
@@ -1349,7 +1349,7 @@
                 <w:noProof/>
                 <w:webHidden/>
               </w:rPr>
-              <w:t>23</w:t>
+              <w:t>24</w:t>
             </w:r>
             <w:r>
               <w:rPr>
@@ -1372,7 +1372,7 @@
         <w:pStyle w:val="2"/>
       </w:pPr>
       <w:bookmarkStart w:id="0" w:name="X9bd2a11a6d756536787a8b352121d43812bb948"/>
-      <w:bookmarkStart w:id="1" w:name="_Toc235644323"/>
+      <w:bookmarkStart w:id="1" w:name="_Toc235652775"/>
       <w:r>
         <w:t xml:space="preserve">1. </w:t>
       </w:r>
@@ -1599,7 +1599,7 @@
         <w:pStyle w:val="2"/>
       </w:pPr>
       <w:bookmarkStart w:id="2" w:name="Xb1c3fc64684bf0c713093f6f9aade2d53b60a0f"/>
-      <w:bookmarkStart w:id="3" w:name="_Toc235644324"/>
+      <w:bookmarkStart w:id="3" w:name="_Toc235652776"/>
       <w:bookmarkEnd w:id="0"/>
       <w:r>
         <w:t xml:space="preserve">2. </w:t>
@@ -2131,7 +2131,7 @@
         <w:pStyle w:val="2"/>
       </w:pPr>
       <w:bookmarkStart w:id="8" w:name="Xc782194a1c0bb401e97537309566ffa34813775"/>
-      <w:bookmarkStart w:id="9" w:name="_Toc235644325"/>
+      <w:bookmarkStart w:id="9" w:name="_Toc235652777"/>
       <w:bookmarkEnd w:id="7"/>
       <w:bookmarkEnd w:id="2"/>
       <w:r>
@@ -2609,7 +2609,7 @@
         <w:pStyle w:val="2"/>
       </w:pPr>
       <w:bookmarkStart w:id="12" w:name="Xe5164cc1e010499e5fa1a21f6ea48f44ebf11e9"/>
-      <w:bookmarkStart w:id="13" w:name="_Toc235644326"/>
+      <w:bookmarkStart w:id="13" w:name="_Toc235652778"/>
       <w:bookmarkEnd w:id="11"/>
       <w:bookmarkEnd w:id="8"/>
       <w:r>
@@ -3278,7 +3278,7 @@
         <w:pStyle w:val="2"/>
       </w:pPr>
       <w:bookmarkStart w:id="14" w:name="Xc1192e445d51482ad7ad03fd646df3b84a92bf6"/>
-      <w:bookmarkStart w:id="15" w:name="_Toc235644327"/>
+      <w:bookmarkStart w:id="15" w:name="_Toc235652779"/>
       <w:bookmarkEnd w:id="12"/>
       <w:r>
         <w:t xml:space="preserve">5. </w:t>
@@ -5403,7 +5403,7 @@
         <w:pStyle w:val="2"/>
       </w:pPr>
       <w:bookmarkStart w:id="24" w:name="X889246f75e9296538ff4dc667f9356b671fde3a"/>
-      <w:bookmarkStart w:id="25" w:name="_Toc235644328"/>
+      <w:bookmarkStart w:id="25" w:name="_Toc235652780"/>
       <w:bookmarkEnd w:id="23"/>
       <w:bookmarkEnd w:id="14"/>
       <w:r>
@@ -8187,7 +8187,7 @@
         <w:pStyle w:val="2"/>
       </w:pPr>
       <w:bookmarkStart w:id="33" w:name="Xd4d73be29a99df9c7306395be87561d743946b1"/>
-      <w:bookmarkStart w:id="34" w:name="_Toc235644329"/>
+      <w:bookmarkStart w:id="34" w:name="_Toc235652781"/>
       <w:bookmarkEnd w:id="32"/>
       <w:bookmarkEnd w:id="24"/>
       <w:r>
@@ -10221,7 +10221,7 @@
         <w:pStyle w:val="2"/>
       </w:pPr>
       <w:bookmarkStart w:id="42" w:name="Xe67875f22d34ad9a9ca175bd9a0b917dc5ad7af"/>
-      <w:bookmarkStart w:id="43" w:name="_Toc235644330"/>
+      <w:bookmarkStart w:id="43" w:name="_Toc235652782"/>
       <w:bookmarkEnd w:id="41"/>
       <w:bookmarkEnd w:id="33"/>
       <w:r>
@@ -11120,7 +11120,7 @@
         <w:pStyle w:val="2"/>
       </w:pPr>
       <w:bookmarkStart w:id="47" w:name="X4418abd423e1ee541b4f5686c20032d063d1961"/>
-      <w:bookmarkStart w:id="48" w:name="_Toc235644331"/>
+      <w:bookmarkStart w:id="48" w:name="_Toc235652783"/>
       <w:bookmarkEnd w:id="46"/>
       <w:bookmarkEnd w:id="42"/>
       <w:r>
@@ -11442,13 +11442,22 @@
         <w:t>批次由开发预先拆成个人</w:t>
       </w:r>
       <w:r>
-        <w:t xml:space="preserve"> Doccano </w:t>
-      </w:r>
-      <w:r>
-        <w:rPr>
-          <w:rFonts w:hint="eastAsia"/>
-        </w:rPr>
-        <w:t>项目，并抽取固定比例双标；产品不在同一个无分工任务池里抢任务。标完后，开发只把冲突清单交给产品</w:t>
+        <w:t xml:space="preserve"> Label Studio </w:t>
+      </w:r>
+      <w:r>
+        <w:rPr>
+          <w:rFonts w:hint="eastAsia"/>
+        </w:rPr>
+        <w:t>项目，并抽取固定比例双标；产品不在同一个无分工任务池里抢任务。每句</w:t>
+      </w:r>
+      <w:r>
+        <w:t xml:space="preserve"> Query </w:t>
+      </w:r>
+      <w:r>
+        <w:rPr>
+          <w:rFonts w:hint="eastAsia"/>
+        </w:rPr>
+        <w:t>可以框选多个实体，但每个框选区域只选择一个标签。标完后，开发只把冲突样本导入单独的仲裁项目，交给产品</w:t>
       </w:r>
       <w:r>
         <w:t xml:space="preserve"> 1 </w:t>
@@ -11496,7 +11505,13 @@
         <w:rPr>
           <w:rFonts w:hint="eastAsia"/>
         </w:rPr>
-        <w:t>高风险和困难样本双人复核。意见不一致时记录争议，由对应产品主负责人仲裁，并把结论写回规范。</w:t>
+        <w:t>高风险和困难样本双人复核。意见不一致时记录争议，由对应产品主负责人仲裁，并</w:t>
+      </w:r>
+      <w:r>
+        <w:rPr>
+          <w:rFonts w:hint="eastAsia"/>
+        </w:rPr>
+        <w:t>把结论写回规范。</w:t>
       </w:r>
     </w:p>
     <w:p>
@@ -11594,7 +11609,7 @@
         <w:pStyle w:val="2"/>
       </w:pPr>
       <w:bookmarkStart w:id="57" w:name="X1742204942acd779c6de751f304d31bbe051089"/>
-      <w:bookmarkStart w:id="58" w:name="_Toc235644332"/>
+      <w:bookmarkStart w:id="58" w:name="_Toc235652784"/>
       <w:bookmarkEnd w:id="56"/>
       <w:bookmarkEnd w:id="47"/>
       <w:r>
@@ -11866,6 +11881,7 @@
         <w:rPr>
           <w:rFonts w:hint="eastAsia"/>
         </w:rPr>
+        <w:lastRenderedPageBreak/>
         <w:t>产品</w:t>
       </w:r>
       <w:r>
@@ -11922,7 +11938,6 @@
         <w:rPr>
           <w:rFonts w:hint="eastAsia"/>
         </w:rPr>
-        <w:lastRenderedPageBreak/>
         <w:t>产品</w:t>
       </w:r>
       <w:r>
@@ -12130,7 +12145,10 @@
         <w:t>产品</w:t>
       </w:r>
       <w:r>
-        <w:t xml:space="preserve"> 3 </w:t>
+        <w:t xml:space="preserve"> 3</w:t>
+      </w:r>
+      <w:r>
+        <w:t xml:space="preserve"> </w:t>
       </w:r>
       <w:r>
         <w:rPr>
@@ -12148,13 +12166,7 @@
         <w:rPr>
           <w:rFonts w:hint="eastAsia"/>
         </w:rPr>
-        <w:t>热缓存和失</w:t>
-      </w:r>
-      <w:r>
-        <w:rPr>
-          <w:rFonts w:hint="eastAsia"/>
-        </w:rPr>
-        <w:t>败降级体验；</w:t>
+        <w:t>热缓存和失败降级体验；</w:t>
       </w:r>
     </w:p>
     <w:p>
@@ -12424,7 +12436,7 @@
         <w:pStyle w:val="2"/>
       </w:pPr>
       <w:bookmarkStart w:id="63" w:name="X7a93b0f8af2dfb93437ecacf2b76588c6705228"/>
-      <w:bookmarkStart w:id="64" w:name="_Toc235644333"/>
+      <w:bookmarkStart w:id="64" w:name="_Toc235652785"/>
       <w:bookmarkEnd w:id="62"/>
       <w:bookmarkEnd w:id="57"/>
       <w:r>
@@ -12640,6 +12652,7 @@
         <w:rPr>
           <w:rFonts w:hint="eastAsia"/>
         </w:rPr>
+        <w:lastRenderedPageBreak/>
         <w:t>没有回退方案和验收记录，不进入全量发布。</w:t>
       </w:r>
     </w:p>
@@ -12648,10 +12661,9 @@
         <w:pStyle w:val="2"/>
       </w:pPr>
       <w:bookmarkStart w:id="65" w:name="Xb479155cd1abee16221a35c8e39d5735d172c83"/>
-      <w:bookmarkStart w:id="66" w:name="_Toc235644334"/>
+      <w:bookmarkStart w:id="66" w:name="_Toc235652786"/>
       <w:bookmarkEnd w:id="63"/>
       <w:r>
-        <w:lastRenderedPageBreak/>
         <w:t xml:space="preserve">12. </w:t>
       </w:r>
       <w:r>
@@ -15690,6 +15702,7 @@
               <w:rPr>
                 <w:sz w:val="17"/>
               </w:rPr>
+              <w:lastRenderedPageBreak/>
               <w:t>NDCG@10/20</w:t>
             </w:r>
           </w:p>
@@ -15791,7 +15804,6 @@
                 <w:rFonts w:hint="eastAsia"/>
                 <w:sz w:val="17"/>
               </w:rPr>
-              <w:lastRenderedPageBreak/>
               <w:t>零结果率</w:t>
             </w:r>
             <w:r>
@@ -16409,7 +16421,7 @@
         <w:pStyle w:val="2"/>
       </w:pPr>
       <w:bookmarkStart w:id="72" w:name="X7c0fabdb725444cc4b8668ad720c5781327c3bf"/>
-      <w:bookmarkStart w:id="73" w:name="_Toc235644335"/>
+      <w:bookmarkStart w:id="73" w:name="_Toc235652787"/>
       <w:bookmarkEnd w:id="71"/>
       <w:bookmarkEnd w:id="65"/>
       <w:r>
@@ -17265,6 +17277,7 @@
         <w:rPr>
           <w:rFonts w:hint="eastAsia"/>
         </w:rPr>
+        <w:lastRenderedPageBreak/>
         <w:t>数据提供人、脱敏负责人和首批数据日期；</w:t>
       </w:r>
     </w:p>
@@ -17305,7 +17318,6 @@
         <w:rPr>
           <w:rFonts w:hint="eastAsia"/>
         </w:rPr>
-        <w:lastRenderedPageBreak/>
         <w:t>峰值</w:t>
       </w:r>
       <w:r>
@@ -17346,7 +17358,7 @@
         <w:pStyle w:val="2"/>
       </w:pPr>
       <w:bookmarkStart w:id="74" w:name="X5c31a80de92c3d3893b6cd3326a3a388be13018"/>
-      <w:bookmarkStart w:id="75" w:name="_Toc235644336"/>
+      <w:bookmarkStart w:id="75" w:name="_Toc235652788"/>
       <w:bookmarkEnd w:id="72"/>
       <w:r>
         <w:t xml:space="preserve">14. </w:t>
@@ -18449,9 +18461,10 @@
         <w:pStyle w:val="2"/>
       </w:pPr>
       <w:bookmarkStart w:id="76" w:name="X40848f38d15b38e3da495075399d6040bf7c9d5"/>
-      <w:bookmarkStart w:id="77" w:name="_Toc235644337"/>
+      <w:bookmarkStart w:id="77" w:name="_Toc235652789"/>
       <w:bookmarkEnd w:id="74"/>
       <w:r>
+        <w:lastRenderedPageBreak/>
         <w:t xml:space="preserve">15. </w:t>
       </w:r>
       <w:r>
@@ -18510,7 +18523,6 @@
         <w:rPr>
           <w:rFonts w:hint="eastAsia"/>
         </w:rPr>
-        <w:lastRenderedPageBreak/>
         <w:t>结果中有没有违反价格、库存、状态、租户或渠道硬条件的商品？</w:t>
       </w:r>
     </w:p>
@@ -18916,7 +18928,7 @@
   <w:abstractNum w:abstractNumId="0" w15:restartNumberingAfterBreak="0">
     <w:nsid w:val="0000A990"/>
     <w:multiLevelType w:val="multilevel"/>
-    <w:tmpl w:val="410CB898"/>
+    <w:tmpl w:val="4A168A32"/>
     <w:lvl w:ilvl="0">
       <w:numFmt w:val="bullet"/>
       <w:lvlText w:val=" "/>
@@ -18993,7 +19005,7 @@
   <w:abstractNum w:abstractNumId="1" w15:restartNumberingAfterBreak="0">
     <w:nsid w:val="0000A991"/>
     <w:multiLevelType w:val="multilevel"/>
-    <w:tmpl w:val="3810496C"/>
+    <w:tmpl w:val="068A3680"/>
     <w:lvl w:ilvl="0">
       <w:numFmt w:val="bullet"/>
       <w:lvlText w:val=""/>
@@ -19097,7 +19109,7 @@
   <w:abstractNum w:abstractNumId="2" w15:restartNumberingAfterBreak="0">
     <w:nsid w:val="0000A992"/>
     <w:multiLevelType w:val="multilevel"/>
-    <w:tmpl w:val="4A2861E0"/>
+    <w:tmpl w:val="3D5C7370"/>
     <w:lvl w:ilvl="0">
       <w:numFmt w:val="bullet"/>
       <w:lvlText w:val="☐"/>
@@ -19174,7 +19186,7 @@
   <w:abstractNum w:abstractNumId="3" w15:restartNumberingAfterBreak="0">
     <w:nsid w:val="00A99411"/>
     <w:multiLevelType w:val="multilevel"/>
-    <w:tmpl w:val="20C451AA"/>
+    <w:tmpl w:val="32509DEE"/>
     <w:lvl w:ilvl="0">
       <w:start w:val="1"/>
       <w:numFmt w:val="decimal"/>
@@ -20811,7 +20823,7 @@
     <w:autoRedefine/>
     <w:uiPriority w:val="39"/>
     <w:unhideWhenUsed/>
-    <w:rsid w:val="00227E64"/>
+    <w:rsid w:val="00BB7883"/>
     <w:pPr>
       <w:ind w:leftChars="200" w:left="420"/>
     </w:pPr>
@@ -20821,7 +20833,7 @@
     <w:basedOn w:val="a"/>
     <w:link w:val="af1"/>
     <w:unhideWhenUsed/>
-    <w:rsid w:val="00227E64"/>
+    <w:rsid w:val="00BB7883"/>
     <w:pPr>
       <w:pBdr>
         <w:bottom w:val="single" w:sz="6" w:space="1" w:color="auto"/>
@@ -20842,7 +20854,7 @@
     <w:name w:val="页眉 字符"/>
     <w:basedOn w:val="a1"/>
     <w:link w:val="af0"/>
-    <w:rsid w:val="00227E64"/>
+    <w:rsid w:val="00BB7883"/>
     <w:rPr>
       <w:sz w:val="18"/>
       <w:szCs w:val="18"/>
@@ -20853,7 +20865,7 @@
     <w:basedOn w:val="a"/>
     <w:link w:val="af3"/>
     <w:unhideWhenUsed/>
-    <w:rsid w:val="00227E64"/>
+    <w:rsid w:val="00BB7883"/>
     <w:pPr>
       <w:tabs>
         <w:tab w:val="center" w:pos="4153"/>
@@ -20870,7 +20882,7 @@
     <w:name w:val="页脚 字符"/>
     <w:basedOn w:val="a1"/>
     <w:link w:val="af2"/>
-    <w:rsid w:val="00227E64"/>
+    <w:rsid w:val="00BB7883"/>
     <w:rPr>
       <w:sz w:val="18"/>
       <w:szCs w:val="18"/>
